--- a/Stitch_System_Edge_Cases_Non_Technical.docx
+++ b/Stitch_System_Edge_Cases_Non_Technical.docx
@@ -3763,6 +3763,110 @@
           </w:p>
         </w:tc>
       </w:tr>
+      <w:tr>
+        <w:tc>
+          <w:tcPr>
+            <w:tcW w:type="dxa" w:w="2592"/>
+            <w:shd w:fill="FFFFFF"/>
+            <w:tcMar>
+              <w:top w:w="90" w:type="dxa"/>
+              <w:bottom w:w="90" w:type="dxa"/>
+              <w:left w:w="100" w:type="dxa"/>
+              <w:right w:w="100" w:type="dxa"/>
+            </w:tcMar>
+          </w:tcPr>
+          <w:p>
+            <w:pPr>
+              <w:spacing w:before="0" w:after="0"/>
+            </w:pPr>
+            <w:r>
+              <w:rPr>
+                <w:rFonts w:ascii="Segoe UI" w:hAnsi="Segoe UI"/>
+                <w:b/>
+                <w:color w:val="0F172A"/>
+                <w:sz w:val="17"/>
+              </w:rPr>
+              <w:t>What if an administrator rapidly switches between Customer Reviews, Audit Trail, and Order History tabs?</w:t>
+            </w:r>
+          </w:p>
+        </w:tc>
+        <w:tc>
+          <w:tcPr>
+            <w:tcW w:type="dxa" w:w="2880"/>
+            <w:shd w:fill="FFFFFF"/>
+            <w:tcMar>
+              <w:top w:w="90" w:type="dxa"/>
+              <w:bottom w:w="90" w:type="dxa"/>
+              <w:left w:w="100" w:type="dxa"/>
+              <w:right w:w="100" w:type="dxa"/>
+            </w:tcMar>
+          </w:tcPr>
+          <w:p>
+            <w:pPr>
+              <w:spacing w:before="0" w:after="0"/>
+            </w:pPr>
+            <w:r>
+              <w:rPr>
+                <w:rFonts w:ascii="Segoe UI" w:hAnsi="Segoe UI"/>
+                <w:color w:val="334155"/>
+                <w:sz w:val="17"/>
+              </w:rPr>
+              <w:t>The admin expects the screens to appear instantly without staring at 'Loading...' text or wireframe skeleton placeholders on every click.</w:t>
+            </w:r>
+          </w:p>
+        </w:tc>
+        <w:tc>
+          <w:tcPr>
+            <w:tcW w:type="dxa" w:w="3168"/>
+            <w:shd w:fill="FFFFFF"/>
+            <w:tcMar>
+              <w:top w:w="90" w:type="dxa"/>
+              <w:bottom w:w="90" w:type="dxa"/>
+              <w:left w:w="100" w:type="dxa"/>
+              <w:right w:w="100" w:type="dxa"/>
+            </w:tcMar>
+          </w:tcPr>
+          <w:p>
+            <w:pPr>
+              <w:spacing w:before="0" w:after="0"/>
+            </w:pPr>
+            <w:r>
+              <w:rPr>
+                <w:rFonts w:ascii="Segoe UI" w:hAnsi="Segoe UI"/>
+                <w:color w:val="334155"/>
+                <w:sz w:val="17"/>
+              </w:rPr>
+              <w:t>The system implements Stale-While-Revalidate (SWR) in-memory caching. It remembers previously fetched records, rendering the entire table in zero milliseconds (&lt;16ms). Behind the scenes, it quietly synchronizes with the server and updates without visual interruption.</w:t>
+            </w:r>
+          </w:p>
+        </w:tc>
+        <w:tc>
+          <w:tcPr>
+            <w:tcW w:type="dxa" w:w="1728"/>
+            <w:shd w:fill="FFFFFF"/>
+            <w:tcMar>
+              <w:top w:w="90" w:type="dxa"/>
+              <w:bottom w:w="90" w:type="dxa"/>
+              <w:left w:w="100" w:type="dxa"/>
+              <w:right w:w="100" w:type="dxa"/>
+            </w:tcMar>
+          </w:tcPr>
+          <w:p>
+            <w:pPr>
+              <w:spacing w:before="0" w:after="0"/>
+            </w:pPr>
+            <w:r>
+              <w:rPr>
+                <w:rFonts w:ascii="Segoe UI" w:hAnsi="Segoe UI"/>
+                <w:b/>
+                <w:color w:val="10956A"/>
+                <w:sz w:val="17"/>
+              </w:rPr>
+              <w:t>Instant Tab Navigation (SWR)</w:t>
+            </w:r>
+          </w:p>
+        </w:tc>
+      </w:tr>
     </w:tbl>
     <w:p>
       <w:pPr>
